--- a/templates/weeklyrtt.docx
+++ b/templates/weeklyrtt.docx
@@ -90,8 +90,10 @@
         <w:spacing w:after="0" w:line="240" w:lineRule="auto"/>
         <w:ind w:firstLine="500" w:firstLineChars="250"/>
         <w:rPr>
+          <w:rFonts w:hint="default"/>
           <w:sz w:val="20"/>
           <w:szCs w:val="20"/>
+          <w:lang w:val="en-US"/>
         </w:rPr>
       </w:pPr>
       <w:r>
@@ -113,7 +115,17 @@
           <w:sz w:val="20"/>
           <w:szCs w:val="20"/>
         </w:rPr>
-        <w:t>: PT. ANGKASA PURA INDONESIA</w:t>
+        <w:t xml:space="preserve">: </w:t>
+      </w:r>
+      <w:bookmarkStart w:id="0" w:name="_GoBack"/>
+      <w:bookmarkEnd w:id="0"/>
+      <w:r>
+        <w:rPr>
+          <w:sz w:val="20"/>
+          <w:szCs w:val="20"/>
+          <w:lang w:val="en-US"/>
+        </w:rPr>
+        <w:t>PT. ANGKASA PURA INDONESIA ( PERSERO )</w:t>
       </w:r>
     </w:p>
     <w:p>
@@ -1028,8 +1040,10 @@
         <w:spacing w:after="0" w:line="240" w:lineRule="auto"/>
         <w:ind w:firstLine="500" w:firstLineChars="250"/>
         <w:rPr>
+          <w:rFonts w:hint="default"/>
           <w:sz w:val="20"/>
           <w:szCs w:val="20"/>
+          <w:lang w:val="en-US"/>
         </w:rPr>
       </w:pPr>
       <w:r>
@@ -1051,7 +1065,15 @@
           <w:sz w:val="20"/>
           <w:szCs w:val="20"/>
         </w:rPr>
-        <w:t>: PT. ANGKASA PURA INDONESIA</w:t>
+        <w:t xml:space="preserve">: </w:t>
+      </w:r>
+      <w:r>
+        <w:rPr>
+          <w:sz w:val="20"/>
+          <w:szCs w:val="20"/>
+          <w:lang w:val="en-US"/>
+        </w:rPr>
+        <w:t>PT. ANGKASA PURA INDONESIA ( PERSERO )</w:t>
       </w:r>
     </w:p>
     <w:p>
@@ -2202,8 +2224,10 @@
         <w:spacing w:after="0" w:line="240" w:lineRule="auto"/>
         <w:ind w:firstLine="500" w:firstLineChars="250"/>
         <w:rPr>
+          <w:rFonts w:hint="default"/>
           <w:sz w:val="20"/>
           <w:szCs w:val="20"/>
+          <w:lang w:val="en-US"/>
         </w:rPr>
       </w:pPr>
       <w:r>
@@ -2225,7 +2249,15 @@
           <w:sz w:val="20"/>
           <w:szCs w:val="20"/>
         </w:rPr>
-        <w:t>: PT. ANGKASA PURA INDONESIA</w:t>
+        <w:t xml:space="preserve">: </w:t>
+      </w:r>
+      <w:r>
+        <w:rPr>
+          <w:sz w:val="20"/>
+          <w:szCs w:val="20"/>
+          <w:lang w:val="en-US"/>
+        </w:rPr>
+        <w:t>PT. ANGKASA PURA INDONESIA ( PERSERO )</w:t>
       </w:r>
     </w:p>
     <w:p>
@@ -2890,10 +2922,7 @@
         </w:tc>
       </w:tr>
     </w:tbl>
-    <w:p>
-      <w:bookmarkStart w:id="0" w:name="_GoBack"/>
-    </w:p>
-    <w:bookmarkEnd w:id="0"/>
+    <w:p/>
     <w:p/>
     <w:p/>
     <w:p/>
@@ -4614,7 +4643,7 @@
     <w:lsdException w:uiPriority="99" w:name="HTML Sample"/>
     <w:lsdException w:uiPriority="99" w:name="HTML Typewriter"/>
     <w:lsdException w:uiPriority="99" w:name="HTML Variable"/>
-    <w:lsdException w:uiPriority="99" w:name="Normal Table"/>
+    <w:lsdException w:qFormat="1" w:uiPriority="99" w:name="Normal Table"/>
     <w:lsdException w:uiPriority="99" w:name="annotation subject"/>
     <w:lsdException w:uiPriority="99" w:name="Table Simple 1"/>
     <w:lsdException w:uiPriority="99" w:name="Table Simple 2"/>
@@ -4983,6 +5012,7 @@
     <w:name w:val="Normal Table"/>
     <w:semiHidden/>
     <w:unhideWhenUsed/>
+    <w:qFormat/>
     <w:uiPriority w:val="99"/>
     <w:tblPr>
       <w:tblCellMar>
